--- a/Mapped Curriculum Lesson - Supplemental Material/Grade 8/Lesson 31 - Searching 2D Lists/Searching 2D Lists - Worksheet.docx
+++ b/Mapped Curriculum Lesson - Supplemental Material/Grade 8/Lesson 31 - Searching 2D Lists/Searching 2D Lists - Worksheet.docx
@@ -1539,7 +1539,66 @@
         <w:rPr>
           <w:color w:val="080808"/>
         </w:rPr>
-        <w:t>Extend the matching route to ask for a new member count and update the matched row. Display the updated record. Test two runs: update Chess to 20, then search for Music.</w:t>
+        <w:t xml:space="preserve">When [club][0] matches [target], ask for a new member count and store it in [new_members]. Update [club][1], then display </w:t>
+      </w:r>
+      <w:r>
+        <w:rPr>
+          <w:color w:val="067D17"/>
+          <w:rFonts w:ascii="Consolas" w:hAnsi="Consolas"/>
+        </w:rPr>
+        <w:t>"Updated:"</w:t>
+      </w:r>
+      <w:r>
+        <w:rPr>
+          <w:color w:val="080808"/>
+        </w:rPr>
+        <w:t xml:space="preserve"> followed by the changed row. Test </w:t>
+      </w:r>
+      <w:r>
+        <w:rPr>
+          <w:color w:val="067D17"/>
+          <w:rFonts w:ascii="Consolas" w:hAnsi="Consolas"/>
+        </w:rPr>
+        <w:t>"Chess"</w:t>
+      </w:r>
+      <w:r>
+        <w:rPr>
+          <w:color w:val="080808"/>
+        </w:rPr>
+        <w:t xml:space="preserve"> and 20; display </w:t>
+      </w:r>
+      <w:r>
+        <w:rPr>
+          <w:color w:val="067D17"/>
+          <w:rFonts w:ascii="Consolas" w:hAnsi="Consolas"/>
+        </w:rPr>
+        <w:t>"Updated: ['chess', 20]"</w:t>
+      </w:r>
+      <w:r>
+        <w:rPr>
+          <w:color w:val="080808"/>
+        </w:rPr>
+        <w:t xml:space="preserve">. Test </w:t>
+      </w:r>
+      <w:r>
+        <w:rPr>
+          <w:color w:val="067D17"/>
+          <w:rFonts w:ascii="Consolas" w:hAnsi="Consolas"/>
+        </w:rPr>
+        <w:t>"Music"</w:t>
+      </w:r>
+      <w:r>
+        <w:rPr>
+          <w:color w:val="080808"/>
+        </w:rPr>
+        <w:t xml:space="preserve">; display </w:t>
+      </w:r>
+      <w:r>
+        <w:rPr>
+          <w:color w:val="067D17"/>
+          <w:rFonts w:ascii="Consolas" w:hAnsi="Consolas"/>
+        </w:rPr>
+        <w:t>"Club not found."</w:t>
       </w:r>
     </w:p>
     <w:p>
@@ -1566,7 +1625,131 @@
         <w:rPr>
           <w:color w:val="080808"/>
         </w:rPr>
-        <w:t>Create a three-record book search with [title, pages] rows. Search case-insensitively by title, display the page count for a match, and display one not-found message only after every row has been checked.</w:t>
+        <w:t>Store [</w:t>
+      </w:r>
+      <w:r>
+        <w:rPr>
+          <w:color w:val="067D17"/>
+          <w:rFonts w:ascii="Consolas" w:hAnsi="Consolas"/>
+        </w:rPr>
+        <w:t>"orbit"</w:t>
+      </w:r>
+      <w:r>
+        <w:rPr>
+          <w:color w:val="080808"/>
+        </w:rPr>
+        <w:t>, 120], [</w:t>
+      </w:r>
+      <w:r>
+        <w:rPr>
+          <w:color w:val="067D17"/>
+          <w:rFonts w:ascii="Consolas" w:hAnsi="Consolas"/>
+        </w:rPr>
+        <w:t>"harbour"</w:t>
+      </w:r>
+      <w:r>
+        <w:rPr>
+          <w:color w:val="080808"/>
+        </w:rPr>
+        <w:t>, 96] and [</w:t>
+      </w:r>
+      <w:r>
+        <w:rPr>
+          <w:color w:val="067D17"/>
+          <w:rFonts w:ascii="Consolas" w:hAnsi="Consolas"/>
+        </w:rPr>
+        <w:t>"forest"</w:t>
+      </w:r>
+      <w:r>
+        <w:rPr>
+          <w:color w:val="080808"/>
+        </w:rPr>
+        <w:t xml:space="preserve">, 144] in [books]. Ask for a title and store its lower-case value in [target]. Use a </w:t>
+      </w:r>
+      <w:r>
+        <w:rPr>
+          <w:color w:val="1750EB"/>
+          <w:rFonts w:ascii="Consolas" w:hAnsi="Consolas"/>
+        </w:rPr>
+        <w:t>for</w:t>
+      </w:r>
+      <w:r>
+        <w:rPr>
+          <w:color w:val="080808"/>
+        </w:rPr>
+        <w:t xml:space="preserve"> loop to compare [target] with each title. Display </w:t>
+      </w:r>
+      <w:r>
+        <w:rPr>
+          <w:color w:val="067D17"/>
+          <w:rFonts w:ascii="Consolas" w:hAnsi="Consolas"/>
+        </w:rPr>
+        <w:t>"Pages:"</w:t>
+      </w:r>
+      <w:r>
+        <w:rPr>
+          <w:color w:val="080808"/>
+        </w:rPr>
+        <w:t xml:space="preserve"> followed by the page count when a title matches. Display </w:t>
+      </w:r>
+      <w:r>
+        <w:rPr>
+          <w:color w:val="067D17"/>
+          <w:rFonts w:ascii="Consolas" w:hAnsi="Consolas"/>
+        </w:rPr>
+        <w:t>"Book not found."</w:t>
+      </w:r>
+      <w:r>
+        <w:rPr>
+          <w:color w:val="080808"/>
+        </w:rPr>
+        <w:t xml:space="preserve"> only after every row has been checked and no match was found. Test </w:t>
+      </w:r>
+      <w:r>
+        <w:rPr>
+          <w:color w:val="067D17"/>
+          <w:rFonts w:ascii="Consolas" w:hAnsi="Consolas"/>
+        </w:rPr>
+        <w:t>"Harbour"</w:t>
+      </w:r>
+      <w:r>
+        <w:rPr>
+          <w:color w:val="080808"/>
+        </w:rPr>
+        <w:t xml:space="preserve">; display </w:t>
+      </w:r>
+      <w:r>
+        <w:rPr>
+          <w:color w:val="067D17"/>
+          <w:rFonts w:ascii="Consolas" w:hAnsi="Consolas"/>
+        </w:rPr>
+        <w:t>"Pages: 96"</w:t>
+      </w:r>
+      <w:r>
+        <w:rPr>
+          <w:color w:val="080808"/>
+        </w:rPr>
+        <w:t xml:space="preserve">. Test </w:t>
+      </w:r>
+      <w:r>
+        <w:rPr>
+          <w:color w:val="067D17"/>
+          <w:rFonts w:ascii="Consolas" w:hAnsi="Consolas"/>
+        </w:rPr>
+        <w:t>"Music"</w:t>
+      </w:r>
+      <w:r>
+        <w:rPr>
+          <w:color w:val="080808"/>
+        </w:rPr>
+        <w:t xml:space="preserve">; display </w:t>
+      </w:r>
+      <w:r>
+        <w:rPr>
+          <w:color w:val="067D17"/>
+          <w:rFonts w:ascii="Consolas" w:hAnsi="Consolas"/>
+        </w:rPr>
+        <w:t>"Book not found."</w:t>
       </w:r>
     </w:p>
     <w:p>

--- a/Mapped Curriculum Lesson - Supplemental Material/Grade 8/Lesson 31 - Searching 2D Lists/Searching 2D Lists - Worksheet.docx
+++ b/Mapped Curriculum Lesson - Supplemental Material/Grade 8/Lesson 31 - Searching 2D Lists/Searching 2D Lists - Worksheet.docx
@@ -1436,12 +1436,91 @@
         <w:rPr>
           <w:color w:val="080808"/>
         </w:rPr>
-        <w:t xml:space="preserve">Change the search so the user enters a member count instead of a club name. Display the matching club. Test 15; the program should display </w:t>
+        <w:t xml:space="preserve">Change the example so it searches by member count. Ask for a whole number in </w:t>
+      </w:r>
+      <w:r>
+        <w:rPr>
+          <w:color w:val="6A1B9A"/>
+          <w:rFonts w:ascii="JetBrains Mono" w:hAnsi="JetBrains Mono"/>
+          <w:sz w:val="20"/>
+          <w:szCs w:val="20"/>
+          <w:shd w:val="clear" w:color="auto" w:fill="ECEAF4"/>
+        </w:rPr>
+        <w:t> target </w:t>
+      </w:r>
+      <w:r>
+        <w:rPr>
+          <w:color w:val="080808"/>
+        </w:rPr>
+        <w:t xml:space="preserve"> with </w:t>
+      </w:r>
+      <w:r>
+        <w:rPr>
+          <w:color w:val="1750EB"/>
+          <w:rFonts w:ascii="JetBrains Mono" w:hAnsi="JetBrains Mono"/>
+          <w:sz w:val="20"/>
+          <w:szCs w:val="20"/>
+        </w:rPr>
+        <w:t>int()</w:t>
+      </w:r>
+      <w:r>
+        <w:rPr>
+          <w:color w:val="080808"/>
+        </w:rPr>
+        <w:t xml:space="preserve"> and remove the </w:t>
+      </w:r>
+      <w:r>
+        <w:rPr>
+          <w:color w:val="1750EB"/>
+          <w:rFonts w:ascii="JetBrains Mono" w:hAnsi="JetBrains Mono"/>
+          <w:sz w:val="20"/>
+          <w:szCs w:val="20"/>
+        </w:rPr>
+        <w:t>lower()</w:t>
+      </w:r>
+      <w:r>
+        <w:rPr>
+          <w:color w:val="080808"/>
+        </w:rPr>
+        <w:t xml:space="preserve"> line. Compare </w:t>
+      </w:r>
+      <w:r>
+        <w:rPr>
+          <w:color w:val="6A1B9A"/>
+          <w:rFonts w:ascii="JetBrains Mono" w:hAnsi="JetBrains Mono"/>
+          <w:sz w:val="20"/>
+          <w:szCs w:val="20"/>
+          <w:shd w:val="clear" w:color="auto" w:fill="ECEAF4"/>
+        </w:rPr>
+        <w:t> target </w:t>
+      </w:r>
+      <w:r>
+        <w:rPr>
+          <w:color w:val="080808"/>
+        </w:rPr>
+        <w:t xml:space="preserve"> with each row's count and display a match after </w:t>
       </w:r>
       <w:r>
         <w:rPr>
           <w:color w:val="067D17"/>
-          <w:rFonts w:ascii="Consolas" w:hAnsi="Consolas"/>
+          <w:rFonts w:ascii="JetBrains Mono" w:hAnsi="JetBrains Mono"/>
+          <w:sz w:val="20"/>
+          <w:szCs w:val="20"/>
+        </w:rPr>
+        <w:t>"Club:"</w:t>
+      </w:r>
+      <w:r>
+        <w:rPr>
+          <w:color w:val="080808"/>
+        </w:rPr>
+        <w:t xml:space="preserve">. For example, 15 displays </w:t>
+      </w:r>
+      <w:r>
+        <w:rPr>
+          <w:color w:val="067D17"/>
+          <w:rFonts w:ascii="JetBrains Mono" w:hAnsi="JetBrains Mono"/>
+          <w:sz w:val="20"/>
+          <w:szCs w:val="20"/>
         </w:rPr>
         <w:t>"Club: code"</w:t>
       </w:r>
@@ -1449,7 +1528,16 @@
         <w:rPr>
           <w:color w:val="080808"/>
         </w:rPr>
-        <w:t>.</w:t>
+        <w:t xml:space="preserve"> and 99 displays </w:t>
+      </w:r>
+      <w:r>
+        <w:rPr>
+          <w:color w:val="067D17"/>
+          <w:rFonts w:ascii="JetBrains Mono" w:hAnsi="JetBrains Mono"/>
+          <w:sz w:val="20"/>
+          <w:szCs w:val="20"/>
+        </w:rPr>
+        <w:t>"Club not found."</w:t>
       </w:r>
     </w:p>
     <w:p w14:noSpellErr="1">
@@ -1539,12 +1627,30 @@
         <w:rPr>
           <w:color w:val="080808"/>
         </w:rPr>
-        <w:t xml:space="preserve">When [club][0] matches [target], ask for a new member count and store it in [new_members]. Update [club][1], then display </w:t>
+        <w:t xml:space="preserve">Change the example so it updates the club it finds. When a name matches, ask for </w:t>
+      </w:r>
+      <w:r>
+        <w:rPr>
+          <w:color w:val="6A1B9A"/>
+          <w:rFonts w:ascii="JetBrains Mono" w:hAnsi="JetBrains Mono"/>
+          <w:sz w:val="20"/>
+          <w:szCs w:val="20"/>
+          <w:shd w:val="clear" w:color="auto" w:fill="ECEAF4"/>
+        </w:rPr>
+        <w:t> new_members </w:t>
+      </w:r>
+      <w:r>
+        <w:rPr>
+          <w:color w:val="080808"/>
+        </w:rPr>
+        <w:t xml:space="preserve">, replace that row's count and display the row after </w:t>
       </w:r>
       <w:r>
         <w:rPr>
           <w:color w:val="067D17"/>
-          <w:rFonts w:ascii="Consolas" w:hAnsi="Consolas"/>
+          <w:rFonts w:ascii="JetBrains Mono" w:hAnsi="JetBrains Mono"/>
+          <w:sz w:val="20"/>
+          <w:szCs w:val="20"/>
         </w:rPr>
         <w:t>"Updated:"</w:t>
       </w:r>
@@ -1552,12 +1658,14 @@
         <w:rPr>
           <w:color w:val="080808"/>
         </w:rPr>
-        <w:t xml:space="preserve"> followed by the changed row. Test </w:t>
+        <w:t xml:space="preserve">. For example, </w:t>
       </w:r>
       <w:r>
         <w:rPr>
           <w:color w:val="067D17"/>
-          <w:rFonts w:ascii="Consolas" w:hAnsi="Consolas"/>
+          <w:rFonts w:ascii="JetBrains Mono" w:hAnsi="JetBrains Mono"/>
+          <w:sz w:val="20"/>
+          <w:szCs w:val="20"/>
         </w:rPr>
         <w:t>"Chess"</w:t>
       </w:r>
@@ -1565,12 +1673,14 @@
         <w:rPr>
           <w:color w:val="080808"/>
         </w:rPr>
-        <w:t xml:space="preserve"> and 20; display </w:t>
+        <w:t xml:space="preserve"> and 20 display </w:t>
       </w:r>
       <w:r>
         <w:rPr>
           <w:color w:val="067D17"/>
-          <w:rFonts w:ascii="Consolas" w:hAnsi="Consolas"/>
+          <w:rFonts w:ascii="JetBrains Mono" w:hAnsi="JetBrains Mono"/>
+          <w:sz w:val="20"/>
+          <w:szCs w:val="20"/>
         </w:rPr>
         <w:t>"Updated: ['chess', 20]"</w:t>
       </w:r>
@@ -1578,12 +1688,14 @@
         <w:rPr>
           <w:color w:val="080808"/>
         </w:rPr>
-        <w:t xml:space="preserve">. Test </w:t>
+        <w:t xml:space="preserve">; </w:t>
       </w:r>
       <w:r>
         <w:rPr>
           <w:color w:val="067D17"/>
-          <w:rFonts w:ascii="Consolas" w:hAnsi="Consolas"/>
+          <w:rFonts w:ascii="JetBrains Mono" w:hAnsi="JetBrains Mono"/>
+          <w:sz w:val="20"/>
+          <w:szCs w:val="20"/>
         </w:rPr>
         <w:t>"Music"</w:t>
       </w:r>
@@ -1591,12 +1703,14 @@
         <w:rPr>
           <w:color w:val="080808"/>
         </w:rPr>
-        <w:t xml:space="preserve">; display </w:t>
+        <w:t xml:space="preserve"> displays </w:t>
       </w:r>
       <w:r>
         <w:rPr>
           <w:color w:val="067D17"/>
-          <w:rFonts w:ascii="Consolas" w:hAnsi="Consolas"/>
+          <w:rFonts w:ascii="JetBrains Mono" w:hAnsi="JetBrains Mono"/>
+          <w:sz w:val="20"/>
+          <w:szCs w:val="20"/>
         </w:rPr>
         <w:t>"Club not found."</w:t>
       </w:r>
@@ -1625,51 +1739,105 @@
         <w:rPr>
           <w:color w:val="080808"/>
         </w:rPr>
-        <w:t>Store [</w:t>
+        <w:t xml:space="preserve">Create a cafe order program with a 2D </w:t>
+      </w:r>
+      <w:r>
+        <w:rPr>
+          <w:color w:val="1750EB"/>
+          <w:rFonts w:ascii="JetBrains Mono" w:hAnsi="JetBrains Mono"/>
+          <w:sz w:val="20"/>
+          <w:szCs w:val="20"/>
+        </w:rPr>
+        <w:t>list</w:t>
+      </w:r>
+      <w:r>
+        <w:rPr>
+          <w:color w:val="080808"/>
+        </w:rPr>
+        <w:t xml:space="preserve"> called </w:t>
+      </w:r>
+      <w:r>
+        <w:rPr>
+          <w:color w:val="6A1B9A"/>
+          <w:rFonts w:ascii="JetBrains Mono" w:hAnsi="JetBrains Mono"/>
+          <w:sz w:val="20"/>
+          <w:szCs w:val="20"/>
+          <w:shd w:val="clear" w:color="auto" w:fill="ECEAF4"/>
+        </w:rPr>
+        <w:t> menu </w:t>
+      </w:r>
+      <w:r>
+        <w:rPr>
+          <w:color w:val="080808"/>
+        </w:rPr>
+        <w:t>: [</w:t>
       </w:r>
       <w:r>
         <w:rPr>
           <w:color w:val="067D17"/>
-          <w:rFonts w:ascii="Consolas" w:hAnsi="Consolas"/>
-        </w:rPr>
-        <w:t>"orbit"</w:t>
-      </w:r>
-      <w:r>
-        <w:rPr>
-          <w:color w:val="080808"/>
-        </w:rPr>
-        <w:t>, 120], [</w:t>
+          <w:rFonts w:ascii="JetBrains Mono" w:hAnsi="JetBrains Mono"/>
+          <w:sz w:val="20"/>
+          <w:szCs w:val="20"/>
+        </w:rPr>
+        <w:t>"tea"</w:t>
+      </w:r>
+      <w:r>
+        <w:rPr>
+          <w:color w:val="080808"/>
+        </w:rPr>
+        <w:t>, 2], [</w:t>
       </w:r>
       <w:r>
         <w:rPr>
           <w:color w:val="067D17"/>
-          <w:rFonts w:ascii="Consolas" w:hAnsi="Consolas"/>
-        </w:rPr>
-        <w:t>"harbour"</w:t>
-      </w:r>
-      <w:r>
-        <w:rPr>
-          <w:color w:val="080808"/>
-        </w:rPr>
-        <w:t>, 96] and [</w:t>
+          <w:rFonts w:ascii="JetBrains Mono" w:hAnsi="JetBrains Mono"/>
+          <w:sz w:val="20"/>
+          <w:szCs w:val="20"/>
+        </w:rPr>
+        <w:t>"cake"</w:t>
+      </w:r>
+      <w:r>
+        <w:rPr>
+          <w:color w:val="080808"/>
+        </w:rPr>
+        <w:t>, 3] and [</w:t>
       </w:r>
       <w:r>
         <w:rPr>
           <w:color w:val="067D17"/>
-          <w:rFonts w:ascii="Consolas" w:hAnsi="Consolas"/>
-        </w:rPr>
-        <w:t>"forest"</w:t>
-      </w:r>
-      <w:r>
-        <w:rPr>
-          <w:color w:val="080808"/>
-        </w:rPr>
-        <w:t xml:space="preserve">, 144] in [books]. Ask for a title and store its lower-case value in [target]. Use a </w:t>
+          <w:rFonts w:ascii="JetBrains Mono" w:hAnsi="JetBrains Mono"/>
+          <w:sz w:val="20"/>
+          <w:szCs w:val="20"/>
+        </w:rPr>
+        <w:t>"soup"</w:t>
+      </w:r>
+      <w:r>
+        <w:rPr>
+          <w:color w:val="080808"/>
+        </w:rPr>
+        <w:t xml:space="preserve">, 5]. Ask for an item, use </w:t>
       </w:r>
       <w:r>
         <w:rPr>
           <w:color w:val="1750EB"/>
-          <w:rFonts w:ascii="Consolas" w:hAnsi="Consolas"/>
+          <w:rFonts w:ascii="JetBrains Mono" w:hAnsi="JetBrains Mono"/>
+          <w:sz w:val="20"/>
+          <w:szCs w:val="20"/>
+        </w:rPr>
+        <w:t>lower()</w:t>
+      </w:r>
+      <w:r>
+        <w:rPr>
+          <w:color w:val="080808"/>
+        </w:rPr>
+        <w:t xml:space="preserve"> on it, then ask for a whole-number quantity. Use a </w:t>
+      </w:r>
+      <w:r>
+        <w:rPr>
+          <w:color w:val="1750EB"/>
+          <w:rFonts w:ascii="JetBrains Mono" w:hAnsi="JetBrains Mono"/>
+          <w:sz w:val="20"/>
+          <w:szCs w:val="20"/>
         </w:rPr>
         <w:t>for</w:t>
       </w:r>
@@ -1677,79 +1845,37 @@
         <w:rPr>
           <w:color w:val="080808"/>
         </w:rPr>
-        <w:t xml:space="preserve"> loop to compare [target] with each title. Display </w:t>
+        <w:t xml:space="preserve"> loop to find the item and display </w:t>
       </w:r>
       <w:r>
         <w:rPr>
           <w:color w:val="067D17"/>
-          <w:rFonts w:ascii="Consolas" w:hAnsi="Consolas"/>
-        </w:rPr>
-        <w:t>"Pages:"</w:t>
-      </w:r>
-      <w:r>
-        <w:rPr>
-          <w:color w:val="080808"/>
-        </w:rPr>
-        <w:t xml:space="preserve"> followed by the page count when a title matches. Display </w:t>
+          <w:rFonts w:ascii="JetBrains Mono" w:hAnsi="JetBrains Mono"/>
+          <w:sz w:val="20"/>
+          <w:szCs w:val="20"/>
+        </w:rPr>
+        <w:t>"Cost:"</w:t>
+      </w:r>
+      <w:r>
+        <w:rPr>
+          <w:color w:val="080808"/>
+        </w:rPr>
+        <w:t xml:space="preserve"> with its price times the quantity. If nothing matches, display </w:t>
       </w:r>
       <w:r>
         <w:rPr>
           <w:color w:val="067D17"/>
-          <w:rFonts w:ascii="Consolas" w:hAnsi="Consolas"/>
-        </w:rPr>
-        <w:t>"Book not found."</w:t>
-      </w:r>
-      <w:r>
-        <w:rPr>
-          <w:color w:val="080808"/>
-        </w:rPr>
-        <w:t xml:space="preserve"> only after every row has been checked and no match was found. Test </w:t>
-      </w:r>
-      <w:r>
-        <w:rPr>
-          <w:color w:val="067D17"/>
-          <w:rFonts w:ascii="Consolas" w:hAnsi="Consolas"/>
-        </w:rPr>
-        <w:t>"Harbour"</w:t>
-      </w:r>
-      <w:r>
-        <w:rPr>
-          <w:color w:val="080808"/>
-        </w:rPr>
-        <w:t xml:space="preserve">; display </w:t>
-      </w:r>
-      <w:r>
-        <w:rPr>
-          <w:color w:val="067D17"/>
-          <w:rFonts w:ascii="Consolas" w:hAnsi="Consolas"/>
-        </w:rPr>
-        <w:t>"Pages: 96"</w:t>
-      </w:r>
-      <w:r>
-        <w:rPr>
-          <w:color w:val="080808"/>
-        </w:rPr>
-        <w:t xml:space="preserve">. Test </w:t>
-      </w:r>
-      <w:r>
-        <w:rPr>
-          <w:color w:val="067D17"/>
-          <w:rFonts w:ascii="Consolas" w:hAnsi="Consolas"/>
-        </w:rPr>
-        <w:t>"Music"</w:t>
-      </w:r>
-      <w:r>
-        <w:rPr>
-          <w:color w:val="080808"/>
-        </w:rPr>
-        <w:t xml:space="preserve">; display </w:t>
-      </w:r>
-      <w:r>
-        <w:rPr>
-          <w:color w:val="067D17"/>
-          <w:rFonts w:ascii="Consolas" w:hAnsi="Consolas"/>
-        </w:rPr>
-        <w:t>"Book not found."</w:t>
+          <w:rFonts w:ascii="JetBrains Mono" w:hAnsi="JetBrains Mono"/>
+          <w:sz w:val="20"/>
+          <w:szCs w:val="20"/>
+        </w:rPr>
+        <w:t>"Item not found."</w:t>
+      </w:r>
+      <w:r>
+        <w:rPr>
+          <w:color w:val="080808"/>
+        </w:rPr>
+        <w:t xml:space="preserve"> after the loop.</w:t>
       </w:r>
     </w:p>
     <w:p>

--- a/Mapped Curriculum Lesson - Supplemental Material/Grade 8/Lesson 31 - Searching 2D Lists/Searching 2D Lists - Worksheet.docx
+++ b/Mapped Curriculum Lesson - Supplemental Material/Grade 8/Lesson 31 - Searching 2D Lists/Searching 2D Lists - Worksheet.docx
@@ -1834,7 +1834,7 @@
       </w:r>
       <w:r>
         <w:rPr>
-          <w:color w:val="1750EB"/>
+          <w:color w:val="C45E00"/>
           <w:rFonts w:ascii="JetBrains Mono" w:hAnsi="JetBrains Mono"/>
           <w:sz w:val="20"/>
           <w:szCs w:val="20"/>

--- a/Mapped Curriculum Lesson - Supplemental Material/Grade 8/Lesson 31 - Searching 2D Lists/Searching 2D Lists - Worksheet.docx
+++ b/Mapped Curriculum Lesson - Supplemental Material/Grade 8/Lesson 31 - Searching 2D Lists/Searching 2D Lists - Worksheet.docx
@@ -207,9 +207,162 @@
           <w:rFonts w:ascii="JetBrains Mono" w:hAnsi="JetBrains Mono" w:cs="JetBrains Mono"/>
           <w:sz w:val="20"/>
           <w:szCs w:val="20"/>
+          <w:color w:val="C45E00"/>
+        </w:rPr>
+        <w:t>False</w:t>
+      </w:r>
+      <w:r>
+        <w:rPr>
+          <w:rFonts w:ascii="JetBrains Mono" w:hAnsi="JetBrains Mono" w:cs="JetBrains Mono"/>
+          <w:sz w:val="20"/>
+          <w:szCs w:val="20"/>
+          <w:color w:val="080808"/>
+        </w:rPr>
+        <w:br/>
+      </w:r>
+      <w:r>
+        <w:rPr>
+          <w:rFonts w:ascii="JetBrains Mono" w:hAnsi="JetBrains Mono" w:cs="JetBrains Mono"/>
+          <w:sz w:val="20"/>
+          <w:szCs w:val="20"/>
+          <w:color w:val="C45E00"/>
+        </w:rPr>
+        <w:t>for</w:t>
+      </w:r>
+      <w:r>
+        <w:rPr>
+          <w:rFonts w:ascii="JetBrains Mono" w:hAnsi="JetBrains Mono" w:cs="JetBrains Mono"/>
+          <w:sz w:val="20"/>
+          <w:szCs w:val="20"/>
+          <w:color w:val="080808"/>
+        </w:rPr>
+        <w:t xml:space="preserve"> club </w:t>
+      </w:r>
+      <w:r>
+        <w:rPr>
+          <w:rFonts w:ascii="JetBrains Mono" w:hAnsi="JetBrains Mono" w:cs="JetBrains Mono"/>
+          <w:sz w:val="20"/>
+          <w:szCs w:val="20"/>
+          <w:color w:val="C45E00"/>
+        </w:rPr>
+        <w:t>in</w:t>
+      </w:r>
+      <w:r>
+        <w:rPr>
+          <w:rFonts w:ascii="JetBrains Mono" w:hAnsi="JetBrains Mono" w:cs="JetBrains Mono"/>
+          <w:sz w:val="20"/>
+          <w:szCs w:val="20"/>
+          <w:color w:val="080808"/>
+        </w:rPr>
+        <w:t xml:space="preserve"> clubs:</w:t>
+      </w:r>
+      <w:r>
+        <w:rPr>
+          <w:rFonts w:ascii="JetBrains Mono" w:hAnsi="JetBrains Mono" w:cs="JetBrains Mono"/>
+          <w:sz w:val="20"/>
+          <w:szCs w:val="20"/>
+          <w:color w:val="080808"/>
+        </w:rPr>
+        <w:br/>
+      </w:r>
+      <w:r>
+        <w:rPr>
+          <w:rFonts w:ascii="JetBrains Mono" w:hAnsi="JetBrains Mono" w:cs="JetBrains Mono"/>
+          <w:sz w:val="20"/>
+          <w:szCs w:val="20"/>
+          <w:color w:val="080808"/>
+        </w:rPr>
+        <w:t xml:space="preserve">    </w:t>
+      </w:r>
+      <w:r>
+        <w:rPr>
+          <w:rFonts w:ascii="JetBrains Mono" w:hAnsi="JetBrains Mono" w:cs="JetBrains Mono"/>
+          <w:sz w:val="20"/>
+          <w:szCs w:val="20"/>
+          <w:color w:val="C45E00"/>
+        </w:rPr>
+        <w:t>if</w:t>
+      </w:r>
+      <w:r>
+        <w:rPr>
+          <w:rFonts w:ascii="JetBrains Mono" w:hAnsi="JetBrains Mono" w:cs="JetBrains Mono"/>
+          <w:sz w:val="20"/>
+          <w:szCs w:val="20"/>
+          <w:color w:val="080808"/>
+        </w:rPr>
+        <w:t xml:space="preserve"> club[0] </w:t>
+      </w:r>
+      <w:r>
+        <w:rPr>
+          <w:rFonts w:ascii="Consolas" w:hAnsi="Consolas" w:cs="JetBrains Mono"/>
+          <w:sz w:val="20"/>
+          <w:szCs w:val="20"/>
+          <w:color w:val="080808"/>
+        </w:rPr>
+        <w:t>==</w:t>
+      </w:r>
+      <w:r>
+        <w:rPr>
+          <w:rFonts w:ascii="JetBrains Mono" w:hAnsi="JetBrains Mono" w:cs="JetBrains Mono"/>
+          <w:sz w:val="20"/>
+          <w:szCs w:val="20"/>
+          <w:color w:val="080808"/>
+        </w:rPr>
+        <w:t xml:space="preserve"> target:</w:t>
+      </w:r>
+      <w:r>
+        <w:rPr>
+          <w:rFonts w:ascii="JetBrains Mono" w:hAnsi="JetBrains Mono" w:cs="JetBrains Mono"/>
+          <w:sz w:val="20"/>
+          <w:szCs w:val="20"/>
+          <w:color w:val="080808"/>
+        </w:rPr>
+        <w:br/>
+      </w:r>
+      <w:r>
+        <w:rPr>
+          <w:rFonts w:ascii="JetBrains Mono" w:hAnsi="JetBrains Mono" w:cs="JetBrains Mono"/>
+          <w:sz w:val="20"/>
+          <w:szCs w:val="20"/>
+          <w:color w:val="080808"/>
+        </w:rPr>
+        <w:t xml:space="preserve">        </w:t>
+      </w:r>
+      <w:r>
+        <w:rPr>
+          <w:rFonts w:ascii="JetBrains Mono" w:hAnsi="JetBrains Mono" w:cs="JetBrains Mono"/>
+          <w:sz w:val="20"/>
+          <w:szCs w:val="20"/>
           <w:color w:val="1750EB"/>
         </w:rPr>
-        <w:t>False</w:t>
+        <w:t>print</w:t>
+      </w:r>
+      <w:r>
+        <w:rPr>
+          <w:rFonts w:ascii="JetBrains Mono" w:hAnsi="JetBrains Mono" w:cs="JetBrains Mono"/>
+          <w:sz w:val="20"/>
+          <w:szCs w:val="20"/>
+          <w:color w:val="080808"/>
+        </w:rPr>
+        <w:t>(</w:t>
+      </w:r>
+      <w:r>
+        <w:rPr>
+          <w:rFonts w:ascii="JetBrains Mono" w:hAnsi="JetBrains Mono" w:cs="JetBrains Mono"/>
+          <w:sz w:val="20"/>
+          <w:szCs w:val="20"/>
+          <w:color w:val="067D17"/>
+        </w:rPr>
+        <w:t>"Members:"</w:t>
+      </w:r>
+      <w:r>
+        <w:rPr>
+          <w:rFonts w:ascii="JetBrains Mono" w:hAnsi="JetBrains Mono" w:cs="JetBrains Mono"/>
+          <w:sz w:val="20"/>
+          <w:szCs w:val="20"/>
+          <w:color w:val="080808"/>
+        </w:rPr>
+        <w:t>, club[1])</w:t>
       </w:r>
       <w:r>
         <w:rPr>
@@ -225,36 +378,18 @@
           <w:rFonts w:ascii="JetBrains Mono" w:hAnsi="JetBrains Mono" w:cs="JetBrains Mono"/>
           <w:sz w:val="20"/>
           <w:szCs w:val="20"/>
-          <w:color w:val="1750EB"/>
-        </w:rPr>
-        <w:t>for</w:t>
-      </w:r>
-      <w:r>
-        <w:rPr>
-          <w:rFonts w:ascii="JetBrains Mono" w:hAnsi="JetBrains Mono" w:cs="JetBrains Mono"/>
-          <w:sz w:val="20"/>
-          <w:szCs w:val="20"/>
-          <w:color w:val="080808"/>
-        </w:rPr>
-        <w:t xml:space="preserve"> club </w:t>
-      </w:r>
-      <w:r>
-        <w:rPr>
-          <w:rFonts w:ascii="JetBrains Mono" w:hAnsi="JetBrains Mono" w:cs="JetBrains Mono"/>
-          <w:sz w:val="20"/>
-          <w:szCs w:val="20"/>
-          <w:color w:val="1750EB"/>
-        </w:rPr>
-        <w:t>in</w:t>
-      </w:r>
-      <w:r>
-        <w:rPr>
-          <w:rFonts w:ascii="JetBrains Mono" w:hAnsi="JetBrains Mono" w:cs="JetBrains Mono"/>
-          <w:sz w:val="20"/>
-          <w:szCs w:val="20"/>
-          <w:color w:val="080808"/>
-        </w:rPr>
-        <w:t xml:space="preserve"> clubs:</w:t>
+          <w:color w:val="080808"/>
+        </w:rPr>
+        <w:t xml:space="preserve">        found = </w:t>
+      </w:r>
+      <w:r>
+        <w:rPr>
+          <w:rFonts w:ascii="JetBrains Mono" w:hAnsi="JetBrains Mono" w:cs="JetBrains Mono"/>
+          <w:sz w:val="20"/>
+          <w:szCs w:val="20"/>
+          <w:color w:val="C45E00"/>
+        </w:rPr>
+        <w:t>True</w:t>
       </w:r>
       <w:r>
         <w:rPr>
@@ -270,16 +405,7 @@
           <w:rFonts w:ascii="JetBrains Mono" w:hAnsi="JetBrains Mono" w:cs="JetBrains Mono"/>
           <w:sz w:val="20"/>
           <w:szCs w:val="20"/>
-          <w:color w:val="080808"/>
-        </w:rPr>
-        <w:t xml:space="preserve">    </w:t>
-      </w:r>
-      <w:r>
-        <w:rPr>
-          <w:rFonts w:ascii="JetBrains Mono" w:hAnsi="JetBrains Mono" w:cs="JetBrains Mono"/>
-          <w:sz w:val="20"/>
-          <w:szCs w:val="20"/>
-          <w:color w:val="1750EB"/>
+          <w:color w:val="C45E00"/>
         </w:rPr>
         <w:t>if</w:t>
       </w:r>
@@ -290,7 +416,7 @@
           <w:szCs w:val="20"/>
           <w:color w:val="080808"/>
         </w:rPr>
-        <w:t xml:space="preserve"> club[0] </w:t>
+        <w:t xml:space="preserve"> found </w:t>
       </w:r>
       <w:r>
         <w:rPr>
@@ -308,132 +434,6 @@
           <w:szCs w:val="20"/>
           <w:color w:val="080808"/>
         </w:rPr>
-        <w:t xml:space="preserve"> target:</w:t>
-      </w:r>
-      <w:r>
-        <w:rPr>
-          <w:rFonts w:ascii="JetBrains Mono" w:hAnsi="JetBrains Mono" w:cs="JetBrains Mono"/>
-          <w:sz w:val="20"/>
-          <w:szCs w:val="20"/>
-          <w:color w:val="080808"/>
-        </w:rPr>
-        <w:br/>
-      </w:r>
-      <w:r>
-        <w:rPr>
-          <w:rFonts w:ascii="JetBrains Mono" w:hAnsi="JetBrains Mono" w:cs="JetBrains Mono"/>
-          <w:sz w:val="20"/>
-          <w:szCs w:val="20"/>
-          <w:color w:val="080808"/>
-        </w:rPr>
-        <w:t xml:space="preserve">        </w:t>
-      </w:r>
-      <w:r>
-        <w:rPr>
-          <w:rFonts w:ascii="JetBrains Mono" w:hAnsi="JetBrains Mono" w:cs="JetBrains Mono"/>
-          <w:sz w:val="20"/>
-          <w:szCs w:val="20"/>
-          <w:color w:val="1750EB"/>
-        </w:rPr>
-        <w:t>print</w:t>
-      </w:r>
-      <w:r>
-        <w:rPr>
-          <w:rFonts w:ascii="JetBrains Mono" w:hAnsi="JetBrains Mono" w:cs="JetBrains Mono"/>
-          <w:sz w:val="20"/>
-          <w:szCs w:val="20"/>
-          <w:color w:val="080808"/>
-        </w:rPr>
-        <w:t>(</w:t>
-      </w:r>
-      <w:r>
-        <w:rPr>
-          <w:rFonts w:ascii="JetBrains Mono" w:hAnsi="JetBrains Mono" w:cs="JetBrains Mono"/>
-          <w:sz w:val="20"/>
-          <w:szCs w:val="20"/>
-          <w:color w:val="067D17"/>
-        </w:rPr>
-        <w:t>"Members:"</w:t>
-      </w:r>
-      <w:r>
-        <w:rPr>
-          <w:rFonts w:ascii="JetBrains Mono" w:hAnsi="JetBrains Mono" w:cs="JetBrains Mono"/>
-          <w:sz w:val="20"/>
-          <w:szCs w:val="20"/>
-          <w:color w:val="080808"/>
-        </w:rPr>
-        <w:t>, club[1])</w:t>
-      </w:r>
-      <w:r>
-        <w:rPr>
-          <w:rFonts w:ascii="JetBrains Mono" w:hAnsi="JetBrains Mono" w:cs="JetBrains Mono"/>
-          <w:sz w:val="20"/>
-          <w:szCs w:val="20"/>
-          <w:color w:val="080808"/>
-        </w:rPr>
-        <w:br/>
-      </w:r>
-      <w:r>
-        <w:rPr>
-          <w:rFonts w:ascii="JetBrains Mono" w:hAnsi="JetBrains Mono" w:cs="JetBrains Mono"/>
-          <w:sz w:val="20"/>
-          <w:szCs w:val="20"/>
-          <w:color w:val="080808"/>
-        </w:rPr>
-        <w:t xml:space="preserve">        found = </w:t>
-      </w:r>
-      <w:r>
-        <w:rPr>
-          <w:rFonts w:ascii="JetBrains Mono" w:hAnsi="JetBrains Mono" w:cs="JetBrains Mono"/>
-          <w:sz w:val="20"/>
-          <w:szCs w:val="20"/>
-          <w:color w:val="1750EB"/>
-        </w:rPr>
-        <w:t>True</w:t>
-      </w:r>
-      <w:r>
-        <w:rPr>
-          <w:rFonts w:ascii="JetBrains Mono" w:hAnsi="JetBrains Mono" w:cs="JetBrains Mono"/>
-          <w:sz w:val="20"/>
-          <w:szCs w:val="20"/>
-          <w:color w:val="080808"/>
-        </w:rPr>
-        <w:br/>
-      </w:r>
-      <w:r>
-        <w:rPr>
-          <w:rFonts w:ascii="JetBrains Mono" w:hAnsi="JetBrains Mono" w:cs="JetBrains Mono"/>
-          <w:sz w:val="20"/>
-          <w:szCs w:val="20"/>
-          <w:color w:val="1750EB"/>
-        </w:rPr>
-        <w:t>if</w:t>
-      </w:r>
-      <w:r>
-        <w:rPr>
-          <w:rFonts w:ascii="JetBrains Mono" w:hAnsi="JetBrains Mono" w:cs="JetBrains Mono"/>
-          <w:sz w:val="20"/>
-          <w:szCs w:val="20"/>
-          <w:color w:val="080808"/>
-        </w:rPr>
-        <w:t xml:space="preserve"> found </w:t>
-      </w:r>
-      <w:r>
-        <w:rPr>
-          <w:rFonts w:ascii="Consolas" w:hAnsi="Consolas" w:cs="JetBrains Mono"/>
-          <w:sz w:val="20"/>
-          <w:szCs w:val="20"/>
-          <w:color w:val="080808"/>
-        </w:rPr>
-        <w:t>==</w:t>
-      </w:r>
-      <w:r>
-        <w:rPr>
-          <w:rFonts w:ascii="JetBrains Mono" w:hAnsi="JetBrains Mono" w:cs="JetBrains Mono"/>
-          <w:sz w:val="20"/>
-          <w:szCs w:val="20"/>
-          <w:color w:val="080808"/>
-        </w:rPr>
         <w:t xml:space="preserve"> </w:t>
       </w:r>
       <w:r>
@@ -441,7 +441,7 @@
           <w:rFonts w:ascii="JetBrains Mono" w:hAnsi="JetBrains Mono" w:cs="JetBrains Mono"/>
           <w:sz w:val="20"/>
           <w:szCs w:val="20"/>
-          <w:color w:val="1750EB"/>
+          <w:color w:val="C45E00"/>
         </w:rPr>
         <w:t>False</w:t>
       </w:r>
@@ -1081,9 +1081,162 @@
           <w:rFonts w:ascii="JetBrains Mono" w:hAnsi="JetBrains Mono" w:cs="JetBrains Mono"/>
           <w:sz w:val="20"/>
           <w:szCs w:val="20"/>
+          <w:color w:val="C45E00"/>
+        </w:rPr>
+        <w:t>False</w:t>
+      </w:r>
+      <w:r>
+        <w:rPr>
+          <w:rFonts w:ascii="JetBrains Mono" w:hAnsi="JetBrains Mono" w:cs="JetBrains Mono"/>
+          <w:sz w:val="20"/>
+          <w:szCs w:val="20"/>
+          <w:color w:val="080808"/>
+        </w:rPr>
+        <w:br/>
+      </w:r>
+      <w:r>
+        <w:rPr>
+          <w:rFonts w:ascii="JetBrains Mono" w:hAnsi="JetBrains Mono" w:cs="JetBrains Mono"/>
+          <w:sz w:val="20"/>
+          <w:szCs w:val="20"/>
+          <w:color w:val="C45E00"/>
+        </w:rPr>
+        <w:t>for</w:t>
+      </w:r>
+      <w:r>
+        <w:rPr>
+          <w:rFonts w:ascii="JetBrains Mono" w:hAnsi="JetBrains Mono" w:cs="JetBrains Mono"/>
+          <w:sz w:val="20"/>
+          <w:szCs w:val="20"/>
+          <w:color w:val="080808"/>
+        </w:rPr>
+        <w:t xml:space="preserve"> club </w:t>
+      </w:r>
+      <w:r>
+        <w:rPr>
+          <w:rFonts w:ascii="JetBrains Mono" w:hAnsi="JetBrains Mono" w:cs="JetBrains Mono"/>
+          <w:sz w:val="20"/>
+          <w:szCs w:val="20"/>
+          <w:color w:val="C45E00"/>
+        </w:rPr>
+        <w:t>in</w:t>
+      </w:r>
+      <w:r>
+        <w:rPr>
+          <w:rFonts w:ascii="JetBrains Mono" w:hAnsi="JetBrains Mono" w:cs="JetBrains Mono"/>
+          <w:sz w:val="20"/>
+          <w:szCs w:val="20"/>
+          <w:color w:val="080808"/>
+        </w:rPr>
+        <w:t xml:space="preserve"> clubs:</w:t>
+      </w:r>
+      <w:r>
+        <w:rPr>
+          <w:rFonts w:ascii="JetBrains Mono" w:hAnsi="JetBrains Mono" w:cs="JetBrains Mono"/>
+          <w:sz w:val="20"/>
+          <w:szCs w:val="20"/>
+          <w:color w:val="080808"/>
+        </w:rPr>
+        <w:br/>
+      </w:r>
+      <w:r>
+        <w:rPr>
+          <w:rFonts w:ascii="JetBrains Mono" w:hAnsi="JetBrains Mono" w:cs="JetBrains Mono"/>
+          <w:sz w:val="20"/>
+          <w:szCs w:val="20"/>
+          <w:color w:val="080808"/>
+        </w:rPr>
+        <w:t xml:space="preserve">    </w:t>
+      </w:r>
+      <w:r>
+        <w:rPr>
+          <w:rFonts w:ascii="JetBrains Mono" w:hAnsi="JetBrains Mono" w:cs="JetBrains Mono"/>
+          <w:sz w:val="20"/>
+          <w:szCs w:val="20"/>
+          <w:color w:val="C45E00"/>
+        </w:rPr>
+        <w:t>if</w:t>
+      </w:r>
+      <w:r>
+        <w:rPr>
+          <w:rFonts w:ascii="JetBrains Mono" w:hAnsi="JetBrains Mono" w:cs="JetBrains Mono"/>
+          <w:sz w:val="20"/>
+          <w:szCs w:val="20"/>
+          <w:color w:val="080808"/>
+        </w:rPr>
+        <w:t xml:space="preserve"> club[0] </w:t>
+      </w:r>
+      <w:r>
+        <w:rPr>
+          <w:rFonts w:ascii="Consolas" w:hAnsi="Consolas" w:cs="JetBrains Mono"/>
+          <w:sz w:val="20"/>
+          <w:szCs w:val="20"/>
+          <w:color w:val="080808"/>
+        </w:rPr>
+        <w:t>==</w:t>
+      </w:r>
+      <w:r>
+        <w:rPr>
+          <w:rFonts w:ascii="JetBrains Mono" w:hAnsi="JetBrains Mono" w:cs="JetBrains Mono"/>
+          <w:sz w:val="20"/>
+          <w:szCs w:val="20"/>
+          <w:color w:val="080808"/>
+        </w:rPr>
+        <w:t xml:space="preserve"> target:</w:t>
+      </w:r>
+      <w:r>
+        <w:rPr>
+          <w:rFonts w:ascii="JetBrains Mono" w:hAnsi="JetBrains Mono" w:cs="JetBrains Mono"/>
+          <w:sz w:val="20"/>
+          <w:szCs w:val="20"/>
+          <w:color w:val="080808"/>
+        </w:rPr>
+        <w:br/>
+      </w:r>
+      <w:r>
+        <w:rPr>
+          <w:rFonts w:ascii="JetBrains Mono" w:hAnsi="JetBrains Mono" w:cs="JetBrains Mono"/>
+          <w:sz w:val="20"/>
+          <w:szCs w:val="20"/>
+          <w:color w:val="080808"/>
+        </w:rPr>
+        <w:t xml:space="preserve">        </w:t>
+      </w:r>
+      <w:r>
+        <w:rPr>
+          <w:rFonts w:ascii="JetBrains Mono" w:hAnsi="JetBrains Mono" w:cs="JetBrains Mono"/>
+          <w:sz w:val="20"/>
+          <w:szCs w:val="20"/>
           <w:color w:val="1750EB"/>
         </w:rPr>
-        <w:t>False</w:t>
+        <w:t>print</w:t>
+      </w:r>
+      <w:r>
+        <w:rPr>
+          <w:rFonts w:ascii="JetBrains Mono" w:hAnsi="JetBrains Mono" w:cs="JetBrains Mono"/>
+          <w:sz w:val="20"/>
+          <w:szCs w:val="20"/>
+          <w:color w:val="080808"/>
+        </w:rPr>
+        <w:t>(</w:t>
+      </w:r>
+      <w:r>
+        <w:rPr>
+          <w:rFonts w:ascii="JetBrains Mono" w:hAnsi="JetBrains Mono" w:cs="JetBrains Mono"/>
+          <w:sz w:val="20"/>
+          <w:szCs w:val="20"/>
+          <w:color w:val="067D17"/>
+        </w:rPr>
+        <w:t>"Members:"</w:t>
+      </w:r>
+      <w:r>
+        <w:rPr>
+          <w:rFonts w:ascii="JetBrains Mono" w:hAnsi="JetBrains Mono" w:cs="JetBrains Mono"/>
+          <w:sz w:val="20"/>
+          <w:szCs w:val="20"/>
+          <w:color w:val="080808"/>
+        </w:rPr>
+        <w:t>, club[1])</w:t>
       </w:r>
       <w:r>
         <w:rPr>
@@ -1099,36 +1252,18 @@
           <w:rFonts w:ascii="JetBrains Mono" w:hAnsi="JetBrains Mono" w:cs="JetBrains Mono"/>
           <w:sz w:val="20"/>
           <w:szCs w:val="20"/>
-          <w:color w:val="1750EB"/>
-        </w:rPr>
-        <w:t>for</w:t>
-      </w:r>
-      <w:r>
-        <w:rPr>
-          <w:rFonts w:ascii="JetBrains Mono" w:hAnsi="JetBrains Mono" w:cs="JetBrains Mono"/>
-          <w:sz w:val="20"/>
-          <w:szCs w:val="20"/>
-          <w:color w:val="080808"/>
-        </w:rPr>
-        <w:t xml:space="preserve"> club </w:t>
-      </w:r>
-      <w:r>
-        <w:rPr>
-          <w:rFonts w:ascii="JetBrains Mono" w:hAnsi="JetBrains Mono" w:cs="JetBrains Mono"/>
-          <w:sz w:val="20"/>
-          <w:szCs w:val="20"/>
-          <w:color w:val="1750EB"/>
-        </w:rPr>
-        <w:t>in</w:t>
-      </w:r>
-      <w:r>
-        <w:rPr>
-          <w:rFonts w:ascii="JetBrains Mono" w:hAnsi="JetBrains Mono" w:cs="JetBrains Mono"/>
-          <w:sz w:val="20"/>
-          <w:szCs w:val="20"/>
-          <w:color w:val="080808"/>
-        </w:rPr>
-        <w:t xml:space="preserve"> clubs:</w:t>
+          <w:color w:val="080808"/>
+        </w:rPr>
+        <w:t xml:space="preserve">        found = </w:t>
+      </w:r>
+      <w:r>
+        <w:rPr>
+          <w:rFonts w:ascii="JetBrains Mono" w:hAnsi="JetBrains Mono" w:cs="JetBrains Mono"/>
+          <w:sz w:val="20"/>
+          <w:szCs w:val="20"/>
+          <w:color w:val="C45E00"/>
+        </w:rPr>
+        <w:t>True</w:t>
       </w:r>
       <w:r>
         <w:rPr>
@@ -1144,16 +1279,7 @@
           <w:rFonts w:ascii="JetBrains Mono" w:hAnsi="JetBrains Mono" w:cs="JetBrains Mono"/>
           <w:sz w:val="20"/>
           <w:szCs w:val="20"/>
-          <w:color w:val="080808"/>
-        </w:rPr>
-        <w:t xml:space="preserve">    </w:t>
-      </w:r>
-      <w:r>
-        <w:rPr>
-          <w:rFonts w:ascii="JetBrains Mono" w:hAnsi="JetBrains Mono" w:cs="JetBrains Mono"/>
-          <w:sz w:val="20"/>
-          <w:szCs w:val="20"/>
-          <w:color w:val="1750EB"/>
+          <w:color w:val="C45E00"/>
         </w:rPr>
         <w:t>if</w:t>
       </w:r>
@@ -1164,7 +1290,7 @@
           <w:szCs w:val="20"/>
           <w:color w:val="080808"/>
         </w:rPr>
-        <w:t xml:space="preserve"> club[0] </w:t>
+        <w:t xml:space="preserve"> found </w:t>
       </w:r>
       <w:r>
         <w:rPr>
@@ -1182,132 +1308,6 @@
           <w:szCs w:val="20"/>
           <w:color w:val="080808"/>
         </w:rPr>
-        <w:t xml:space="preserve"> target:</w:t>
-      </w:r>
-      <w:r>
-        <w:rPr>
-          <w:rFonts w:ascii="JetBrains Mono" w:hAnsi="JetBrains Mono" w:cs="JetBrains Mono"/>
-          <w:sz w:val="20"/>
-          <w:szCs w:val="20"/>
-          <w:color w:val="080808"/>
-        </w:rPr>
-        <w:br/>
-      </w:r>
-      <w:r>
-        <w:rPr>
-          <w:rFonts w:ascii="JetBrains Mono" w:hAnsi="JetBrains Mono" w:cs="JetBrains Mono"/>
-          <w:sz w:val="20"/>
-          <w:szCs w:val="20"/>
-          <w:color w:val="080808"/>
-        </w:rPr>
-        <w:t xml:space="preserve">        </w:t>
-      </w:r>
-      <w:r>
-        <w:rPr>
-          <w:rFonts w:ascii="JetBrains Mono" w:hAnsi="JetBrains Mono" w:cs="JetBrains Mono"/>
-          <w:sz w:val="20"/>
-          <w:szCs w:val="20"/>
-          <w:color w:val="1750EB"/>
-        </w:rPr>
-        <w:t>print</w:t>
-      </w:r>
-      <w:r>
-        <w:rPr>
-          <w:rFonts w:ascii="JetBrains Mono" w:hAnsi="JetBrains Mono" w:cs="JetBrains Mono"/>
-          <w:sz w:val="20"/>
-          <w:szCs w:val="20"/>
-          <w:color w:val="080808"/>
-        </w:rPr>
-        <w:t>(</w:t>
-      </w:r>
-      <w:r>
-        <w:rPr>
-          <w:rFonts w:ascii="JetBrains Mono" w:hAnsi="JetBrains Mono" w:cs="JetBrains Mono"/>
-          <w:sz w:val="20"/>
-          <w:szCs w:val="20"/>
-          <w:color w:val="067D17"/>
-        </w:rPr>
-        <w:t>"Members:"</w:t>
-      </w:r>
-      <w:r>
-        <w:rPr>
-          <w:rFonts w:ascii="JetBrains Mono" w:hAnsi="JetBrains Mono" w:cs="JetBrains Mono"/>
-          <w:sz w:val="20"/>
-          <w:szCs w:val="20"/>
-          <w:color w:val="080808"/>
-        </w:rPr>
-        <w:t>, club[1])</w:t>
-      </w:r>
-      <w:r>
-        <w:rPr>
-          <w:rFonts w:ascii="JetBrains Mono" w:hAnsi="JetBrains Mono" w:cs="JetBrains Mono"/>
-          <w:sz w:val="20"/>
-          <w:szCs w:val="20"/>
-          <w:color w:val="080808"/>
-        </w:rPr>
-        <w:br/>
-      </w:r>
-      <w:r>
-        <w:rPr>
-          <w:rFonts w:ascii="JetBrains Mono" w:hAnsi="JetBrains Mono" w:cs="JetBrains Mono"/>
-          <w:sz w:val="20"/>
-          <w:szCs w:val="20"/>
-          <w:color w:val="080808"/>
-        </w:rPr>
-        <w:t xml:space="preserve">        found = </w:t>
-      </w:r>
-      <w:r>
-        <w:rPr>
-          <w:rFonts w:ascii="JetBrains Mono" w:hAnsi="JetBrains Mono" w:cs="JetBrains Mono"/>
-          <w:sz w:val="20"/>
-          <w:szCs w:val="20"/>
-          <w:color w:val="1750EB"/>
-        </w:rPr>
-        <w:t>True</w:t>
-      </w:r>
-      <w:r>
-        <w:rPr>
-          <w:rFonts w:ascii="JetBrains Mono" w:hAnsi="JetBrains Mono" w:cs="JetBrains Mono"/>
-          <w:sz w:val="20"/>
-          <w:szCs w:val="20"/>
-          <w:color w:val="080808"/>
-        </w:rPr>
-        <w:br/>
-      </w:r>
-      <w:r>
-        <w:rPr>
-          <w:rFonts w:ascii="JetBrains Mono" w:hAnsi="JetBrains Mono" w:cs="JetBrains Mono"/>
-          <w:sz w:val="20"/>
-          <w:szCs w:val="20"/>
-          <w:color w:val="1750EB"/>
-        </w:rPr>
-        <w:t>if</w:t>
-      </w:r>
-      <w:r>
-        <w:rPr>
-          <w:rFonts w:ascii="JetBrains Mono" w:hAnsi="JetBrains Mono" w:cs="JetBrains Mono"/>
-          <w:sz w:val="20"/>
-          <w:szCs w:val="20"/>
-          <w:color w:val="080808"/>
-        </w:rPr>
-        <w:t xml:space="preserve"> found </w:t>
-      </w:r>
-      <w:r>
-        <w:rPr>
-          <w:rFonts w:ascii="Consolas" w:hAnsi="Consolas" w:cs="JetBrains Mono"/>
-          <w:sz w:val="20"/>
-          <w:szCs w:val="20"/>
-          <w:color w:val="080808"/>
-        </w:rPr>
-        <w:t>==</w:t>
-      </w:r>
-      <w:r>
-        <w:rPr>
-          <w:rFonts w:ascii="JetBrains Mono" w:hAnsi="JetBrains Mono" w:cs="JetBrains Mono"/>
-          <w:sz w:val="20"/>
-          <w:szCs w:val="20"/>
-          <w:color w:val="080808"/>
-        </w:rPr>
         <w:t xml:space="preserve"> </w:t>
       </w:r>
       <w:r>
@@ -1315,7 +1315,7 @@
           <w:rFonts w:ascii="JetBrains Mono" w:hAnsi="JetBrains Mono" w:cs="JetBrains Mono"/>
           <w:sz w:val="20"/>
           <w:szCs w:val="20"/>
-          <w:color w:val="1750EB"/>
+          <w:color w:val="C45E00"/>
         </w:rPr>
         <w:t>False</w:t>
       </w:r>
@@ -2089,7 +2089,7 @@
           <w:kern w:val="0"/>
           <w:szCs w:val="24"/>
           <w14:ligatures w14:val="none"/>
-          <w:color w:val="1750EB"/>
+          <w:color w:val="C45E00"/>
         </w:rPr>
         <w:t>False</w:t>
       </w:r>
@@ -2109,7 +2109,7 @@
           <w:kern w:val="0"/>
           <w:szCs w:val="24"/>
           <w14:ligatures w14:val="none"/>
-          <w:color w:val="1750EB"/>
+          <w:color w:val="C45E00"/>
         </w:rPr>
         <w:t>for</w:t>
       </w:r>
@@ -2129,7 +2129,7 @@
           <w:kern w:val="0"/>
           <w:szCs w:val="24"/>
           <w14:ligatures w14:val="none"/>
-          <w:color w:val="1750EB"/>
+          <w:color w:val="C45E00"/>
         </w:rPr>
         <w:t>in</w:t>
       </w:r>
@@ -2169,7 +2169,7 @@
           <w:kern w:val="0"/>
           <w:szCs w:val="24"/>
           <w14:ligatures w14:val="none"/>
-          <w:color w:val="1750EB"/>
+          <w:color w:val="C45E00"/>
         </w:rPr>
         <w:t>if</w:t>
       </w:r>
@@ -2249,7 +2249,7 @@
           <w:kern w:val="0"/>
           <w:szCs w:val="24"/>
           <w14:ligatures w14:val="none"/>
-          <w:color w:val="1750EB"/>
+          <w:color w:val="C45E00"/>
         </w:rPr>
         <w:t>True</w:t>
       </w:r>
@@ -2279,7 +2279,7 @@
           <w:kern w:val="0"/>
           <w:szCs w:val="24"/>
           <w14:ligatures w14:val="none"/>
-          <w:color w:val="1750EB"/>
+          <w:color w:val="C45E00"/>
         </w:rPr>
         <w:t>if</w:t>
       </w:r>
@@ -2319,7 +2319,7 @@
           <w:kern w:val="0"/>
           <w:szCs w:val="24"/>
           <w14:ligatures w14:val="none"/>
-          <w:color w:val="1750EB"/>
+          <w:color w:val="C45E00"/>
         </w:rPr>
         <w:t>False</w:t>
       </w:r>
